--- a/docs/papers/publication/jikm_submission_package/resubmission_2026-09-21/Paper2_JIKM_Supplementary_Appendix.docx
+++ b/docs/papers/publication/jikm_submission_package/resubmission_2026-09-21/Paper2_JIKM_Supplementary_Appendix.docx
@@ -1426,6 +1426,452 @@
         <w:t>The sensitivity analysis reported in the manuscript (Table 3) compares the principal statistics over all thirty records with the same statistics computed after omitting the single record whose verification could not be completed. Both columns were computed from the archived participant-level dataset and independently reproduced: mean recorded index change +4.03 (95% CI 0.47–7.60), paired t p = 0.028, satisfaction–cycle-group Fisher exact p = 0.013 over all thirty; +4.07 (0.38–7.76), p = 0.032, Fisher p = 0.027 over the twenty-nine verified records. The Fisher contrast compares recorded ratings of Satisfied or Very satisfied against all other recorded responses (including 'No comments'), cross-tabulated with the exploratory ≥ 4-completed-runs grouping. Omission of the unverified record is a robustness check only; eligibility for the primary analysis follows the record's provenance, as stated in the manuscript.</w:t>
       </w:r>
     </w:p>
+    <w:p>
+      <w:r>
+        <w:rPr>
+          <w:b/>
+        </w:rPr>
+        <w:t>S4. F4 interview protocol (designed, not administered)</w:t>
+      </w:r>
+    </w:p>
+    <w:p>
+      <w:r>
+        <w:t>The nine-question semi-structured protocol designed for F4-cluster participants (Section X of the main text). It was not administered in the present deployment and no F4 interview data exist; it is reproduced here as the instrument specified for the confirmatory study. Main-text Table 9 (qualitative findings) is unaffected.</w:t>
+      </w:r>
+    </w:p>
+    <w:p>
+      <w:r>
+        <w:rPr>
+          <w:i/>
+        </w:rPr>
+        <w:t>Table S4. F4 interview protocol.</w:t>
+      </w:r>
+    </w:p>
+    <w:tbl>
+      <w:tblPr>
+        <w:tblStyle w:val="TableGrid"/>
+        <w:tblW w:type="auto" w:w="0"/>
+        <w:tblLook w:firstColumn="1" w:firstRow="1" w:lastColumn="0" w:lastRow="0" w:noHBand="0" w:noVBand="1" w:val="04A0"/>
+      </w:tblPr>
+      <w:tblGrid>
+        <w:gridCol w:w="2880"/>
+        <w:gridCol w:w="2880"/>
+        <w:gridCol w:w="2880"/>
+      </w:tblGrid>
+      <w:tr>
+        <w:tc>
+          <w:tcPr>
+            <w:tcW w:type="dxa" w:w="2880"/>
+          </w:tcPr>
+          <w:p>
+            <w:r>
+              <w:rPr>
+                <w:b/>
+                <w:sz w:val="18"/>
+              </w:rPr>
+              <w:t>Q</w:t>
+            </w:r>
+          </w:p>
+        </w:tc>
+        <w:tc>
+          <w:tcPr>
+            <w:tcW w:type="dxa" w:w="2880"/>
+          </w:tcPr>
+          <w:p>
+            <w:r>
+              <w:rPr>
+                <w:b/>
+                <w:sz w:val="18"/>
+              </w:rPr>
+              <w:t>Question</w:t>
+            </w:r>
+          </w:p>
+        </w:tc>
+        <w:tc>
+          <w:tcPr>
+            <w:tcW w:type="dxa" w:w="2880"/>
+          </w:tcPr>
+          <w:p>
+            <w:r>
+              <w:rPr>
+                <w:b/>
+                <w:sz w:val="18"/>
+              </w:rPr>
+              <w:t>Tests</w:t>
+            </w:r>
+          </w:p>
+        </w:tc>
+      </w:tr>
+      <w:tr>
+        <w:tc>
+          <w:tcPr>
+            <w:tcW w:type="dxa" w:w="2880"/>
+          </w:tcPr>
+          <w:p>
+            <w:r>
+              <w:rPr>
+                <w:sz w:val="18"/>
+              </w:rPr>
+              <w:t>1</w:t>
+            </w:r>
+          </w:p>
+        </w:tc>
+        <w:tc>
+          <w:tcPr>
+            <w:tcW w:type="dxa" w:w="2880"/>
+          </w:tcPr>
+          <w:p>
+            <w:r>
+              <w:rPr>
+                <w:sz w:val="18"/>
+              </w:rPr>
+              <w:t>Describe what happened in your last session</w:t>
+            </w:r>
+          </w:p>
+        </w:tc>
+        <w:tc>
+          <w:tcPr>
+            <w:tcW w:type="dxa" w:w="2880"/>
+          </w:tcPr>
+          <w:p>
+            <w:r>
+              <w:rPr>
+                <w:sz w:val="18"/>
+              </w:rPr>
+              <w:t>Account</w:t>
+            </w:r>
+          </w:p>
+        </w:tc>
+      </w:tr>
+      <w:tr>
+        <w:tc>
+          <w:tcPr>
+            <w:tcW w:type="dxa" w:w="2880"/>
+          </w:tcPr>
+          <w:p>
+            <w:r>
+              <w:rPr>
+                <w:sz w:val="18"/>
+              </w:rPr>
+              <w:t>2</w:t>
+            </w:r>
+          </w:p>
+        </w:tc>
+        <w:tc>
+          <w:tcPr>
+            <w:tcW w:type="dxa" w:w="2880"/>
+          </w:tcPr>
+          <w:p>
+            <w:r>
+              <w:rPr>
+                <w:sz w:val="18"/>
+              </w:rPr>
+              <w:t>How did you feel when the session ended?</w:t>
+            </w:r>
+          </w:p>
+        </w:tc>
+        <w:tc>
+          <w:tcPr>
+            <w:tcW w:type="dxa" w:w="2880"/>
+          </w:tcPr>
+          <w:p>
+            <w:r>
+              <w:rPr>
+                <w:sz w:val="18"/>
+              </w:rPr>
+              <w:t>Immediate anxiety</w:t>
+            </w:r>
+          </w:p>
+        </w:tc>
+      </w:tr>
+      <w:tr>
+        <w:tc>
+          <w:tcPr>
+            <w:tcW w:type="dxa" w:w="2880"/>
+          </w:tcPr>
+          <w:p>
+            <w:r>
+              <w:rPr>
+                <w:sz w:val="18"/>
+              </w:rPr>
+              <w:t>3</w:t>
+            </w:r>
+          </w:p>
+        </w:tc>
+        <w:tc>
+          <w:tcPr>
+            <w:tcW w:type="dxa" w:w="2880"/>
+          </w:tcPr>
+          <w:p>
+            <w:r>
+              <w:rPr>
+                <w:sz w:val="18"/>
+              </w:rPr>
+              <w:t>When did you decide not to come back?</w:t>
+            </w:r>
+          </w:p>
+        </w:tc>
+        <w:tc>
+          <w:tcPr>
+            <w:tcW w:type="dxa" w:w="2880"/>
+          </w:tcPr>
+          <w:p>
+            <w:r>
+              <w:rPr>
+                <w:sz w:val="18"/>
+              </w:rPr>
+              <w:t>H2: impulsive vs deliberate</w:t>
+            </w:r>
+          </w:p>
+        </w:tc>
+      </w:tr>
+      <w:tr>
+        <w:tc>
+          <w:tcPr>
+            <w:tcW w:type="dxa" w:w="2880"/>
+          </w:tcPr>
+          <w:p>
+            <w:r>
+              <w:rPr>
+                <w:sz w:val="18"/>
+              </w:rPr>
+              <w:t>4</w:t>
+            </w:r>
+          </w:p>
+        </w:tc>
+        <w:tc>
+          <w:tcPr>
+            <w:tcW w:type="dxa" w:w="2880"/>
+          </w:tcPr>
+          <w:p>
+            <w:r>
+              <w:rPr>
+                <w:sz w:val="18"/>
+              </w:rPr>
+              <w:t>What were you thinking about your performance?</w:t>
+            </w:r>
+          </w:p>
+        </w:tc>
+        <w:tc>
+          <w:tcPr>
+            <w:tcW w:type="dxa" w:w="2880"/>
+          </w:tcPr>
+          <w:p>
+            <w:r>
+              <w:rPr>
+                <w:sz w:val="18"/>
+              </w:rPr>
+              <w:t>H3: health identity</w:t>
+            </w:r>
+          </w:p>
+        </w:tc>
+      </w:tr>
+      <w:tr>
+        <w:tc>
+          <w:tcPr>
+            <w:tcW w:type="dxa" w:w="2880"/>
+          </w:tcPr>
+          <w:p>
+            <w:r>
+              <w:rPr>
+                <w:sz w:val="18"/>
+              </w:rPr>
+              <w:t>5</w:t>
+            </w:r>
+          </w:p>
+        </w:tc>
+        <w:tc>
+          <w:tcPr>
+            <w:tcW w:type="dxa" w:w="2880"/>
+          </w:tcPr>
+          <w:p>
+            <w:r>
+              <w:rPr>
+                <w:sz w:val="18"/>
+              </w:rPr>
+              <w:t>Did others' opinions matter?</w:t>
+            </w:r>
+          </w:p>
+        </w:tc>
+        <w:tc>
+          <w:tcPr>
+            <w:tcW w:type="dxa" w:w="2880"/>
+          </w:tcPr>
+          <w:p>
+            <w:r>
+              <w:rPr>
+                <w:sz w:val="18"/>
+              </w:rPr>
+              <w:t>Social comparison</w:t>
+            </w:r>
+          </w:p>
+        </w:tc>
+      </w:tr>
+      <w:tr>
+        <w:tc>
+          <w:tcPr>
+            <w:tcW w:type="dxa" w:w="2880"/>
+          </w:tcPr>
+          <w:p>
+            <w:r>
+              <w:rPr>
+                <w:sz w:val="18"/>
+              </w:rPr>
+              <w:t>6</w:t>
+            </w:r>
+          </w:p>
+        </w:tc>
+        <w:tc>
+          <w:tcPr>
+            <w:tcW w:type="dxa" w:w="2880"/>
+          </w:tcPr>
+          <w:p>
+            <w:r>
+              <w:rPr>
+                <w:sz w:val="18"/>
+              </w:rPr>
+              <w:t>Did you connect difficulty to your age?</w:t>
+            </w:r>
+          </w:p>
+        </w:tc>
+        <w:tc>
+          <w:tcPr>
+            <w:tcW w:type="dxa" w:w="2880"/>
+          </w:tcPr>
+          <w:p>
+            <w:r>
+              <w:rPr>
+                <w:sz w:val="18"/>
+              </w:rPr>
+              <w:t>Age attribution</w:t>
+            </w:r>
+          </w:p>
+        </w:tc>
+      </w:tr>
+      <w:tr>
+        <w:tc>
+          <w:tcPr>
+            <w:tcW w:type="dxa" w:w="2880"/>
+          </w:tcPr>
+          <w:p>
+            <w:r>
+              <w:rPr>
+                <w:sz w:val="18"/>
+              </w:rPr>
+              <w:t>7</w:t>
+            </w:r>
+          </w:p>
+        </w:tc>
+        <w:tc>
+          <w:tcPr>
+            <w:tcW w:type="dxa" w:w="2880"/>
+          </w:tcPr>
+          <w:p>
+            <w:r>
+              <w:rPr>
+                <w:sz w:val="18"/>
+              </w:rPr>
+              <w:t>If easier, would you have continued?</w:t>
+            </w:r>
+          </w:p>
+        </w:tc>
+        <w:tc>
+          <w:tcPr>
+            <w:tcW w:type="dxa" w:w="2880"/>
+          </w:tcPr>
+          <w:p>
+            <w:r>
+              <w:rPr>
+                <w:sz w:val="18"/>
+              </w:rPr>
+              <w:t>H4: technical vs psychological</w:t>
+            </w:r>
+          </w:p>
+        </w:tc>
+      </w:tr>
+      <w:tr>
+        <w:tc>
+          <w:tcPr>
+            <w:tcW w:type="dxa" w:w="2880"/>
+          </w:tcPr>
+          <w:p>
+            <w:r>
+              <w:rPr>
+                <w:sz w:val="18"/>
+              </w:rPr>
+              <w:t>8</w:t>
+            </w:r>
+          </w:p>
+        </w:tc>
+        <w:tc>
+          <w:tcPr>
+            <w:tcW w:type="dxa" w:w="2880"/>
+          </w:tcPr>
+          <w:p>
+            <w:r>
+              <w:rPr>
+                <w:sz w:val="18"/>
+              </w:rPr>
+              <w:t>Anything that would make you try again?</w:t>
+            </w:r>
+          </w:p>
+        </w:tc>
+        <w:tc>
+          <w:tcPr>
+            <w:tcW w:type="dxa" w:w="2880"/>
+          </w:tcPr>
+          <w:p>
+            <w:r>
+              <w:rPr>
+                <w:sz w:val="18"/>
+              </w:rPr>
+              <w:t>Permanence</w:t>
+            </w:r>
+          </w:p>
+        </w:tc>
+      </w:tr>
+      <w:tr>
+        <w:tc>
+          <w:tcPr>
+            <w:tcW w:type="dxa" w:w="2880"/>
+          </w:tcPr>
+          <w:p>
+            <w:r>
+              <w:rPr>
+                <w:sz w:val="18"/>
+              </w:rPr>
+              <w:t>9</w:t>
+            </w:r>
+          </w:p>
+        </w:tc>
+        <w:tc>
+          <w:tcPr>
+            <w:tcW w:type="dxa" w:w="2880"/>
+          </w:tcPr>
+          <w:p>
+            <w:r>
+              <w:rPr>
+                <w:sz w:val="18"/>
+              </w:rPr>
+              <w:t>If described as a reaction-speed game instead of a health test, would that change how you felt?</w:t>
+            </w:r>
+          </w:p>
+        </w:tc>
+        <w:tc>
+          <w:tcPr>
+            <w:tcW w:type="dxa" w:w="2880"/>
+          </w:tcPr>
+          <w:p>
+            <w:r>
+              <w:rPr>
+                <w:sz w:val="18"/>
+              </w:rPr>
+              <w:t>Domain-reframing probe</w:t>
+            </w:r>
+          </w:p>
+        </w:tc>
+      </w:tr>
+    </w:tbl>
     <w:sectPr>
       <w:pgSz w:w="12240" w:h="15840"/>
       <w:pgMar w:top="1440" w:right="1800" w:bottom="1440" w:left="1800" w:header="720" w:footer="720" w:gutter="0"/>
